--- a/06_Templates/Resume/mTemporary_CV.docx
+++ b/06_Templates/Resume/mTemporary_CV.docx
@@ -1,6 +1,6 @@
 
 <file path=word/document.xml><?xml version="1.0" encoding="utf-8"?>
-<w:document xmlns:wpc="http://schemas.microsoft.com/office/word/2010/wordprocessingCanvas" xmlns:cx="http://schemas.microsoft.com/office/drawing/2014/chartex" xmlns:cx1="http://schemas.microsoft.com/office/drawing/2015/9/8/chartex" xmlns:cx2="http://schemas.microsoft.com/office/drawing/2015/10/21/chartex" xmlns:cx3="http://schemas.microsoft.com/office/drawing/2016/5/9/chartex" xmlns:cx4="http://schemas.microsoft.com/office/drawing/2016/5/10/chartex" xmlns:cx5="http://schemas.microsoft.com/office/drawing/2016/5/11/chartex" xmlns:cx6="http://schemas.microsoft.com/office/drawing/2016/5/12/chartex" xmlns:cx7="http://schemas.microsoft.com/office/drawing/2016/5/13/chartex" xmlns:cx8="http://schemas.microsoft.com/office/drawing/2016/5/14/chartex" xmlns:mc="http://schemas.openxmlformats.org/markup-compatibility/2006" xmlns:aink="http://schemas.microsoft.com/office/drawing/2016/ink" xmlns:am3d="http://schemas.microsoft.com/office/drawing/2017/model3d" xmlns:o="urn:schemas-microsoft-com:office:office" xmlns:r="http://schemas.openxmlformats.org/officeDocument/2006/relationships" xmlns:m="http://schemas.openxmlformats.org/officeDocument/2006/math" xmlns:v="urn:schemas-microsoft-com:vml" xmlns:wp14="http://schemas.microsoft.com/office/word/2010/wordprocessingDrawing" xmlns:wp="http://schemas.openxmlformats.org/drawingml/2006/wordprocessingDrawing" xmlns:w10="urn:schemas-microsoft-com:office:word" xmlns:w="http://schemas.openxmlformats.org/wordprocessingml/2006/main" xmlns:w14="http://schemas.microsoft.com/office/word/2010/wordml" xmlns:w15="http://schemas.microsoft.com/office/word/2012/wordml" xmlns:w16cex="http://schemas.microsoft.com/office/word/2018/wordml/cex" xmlns:w16cid="http://schemas.microsoft.com/office/word/2016/wordml/cid" xmlns:w16="http://schemas.microsoft.com/office/word/2018/wordml" xmlns:w16sdtdh="http://schemas.microsoft.com/office/word/2020/wordml/sdtdatahash" xmlns:w16se="http://schemas.microsoft.com/office/word/2015/wordml/symex" xmlns:wpg="http://schemas.microsoft.com/office/word/2010/wordprocessingGroup" xmlns:wpi="http://schemas.microsoft.com/office/word/2010/wordprocessingInk" xmlns:wne="http://schemas.microsoft.com/office/word/2006/wordml" xmlns:wps="http://schemas.microsoft.com/office/word/2010/wordprocessingShape" mc:Ignorable="w14 w15 w16se w16cid w16 w16cex w16sdtdh wp14">
+<w:document xmlns:wpc="http://schemas.microsoft.com/office/word/2010/wordprocessingCanvas" xmlns:cx="http://schemas.microsoft.com/office/drawing/2014/chartex" xmlns:cx1="http://schemas.microsoft.com/office/drawing/2015/9/8/chartex" xmlns:cx2="http://schemas.microsoft.com/office/drawing/2015/10/21/chartex" xmlns:cx3="http://schemas.microsoft.com/office/drawing/2016/5/9/chartex" xmlns:cx4="http://schemas.microsoft.com/office/drawing/2016/5/10/chartex" xmlns:cx5="http://schemas.microsoft.com/office/drawing/2016/5/11/chartex" xmlns:cx6="http://schemas.microsoft.com/office/drawing/2016/5/12/chartex" xmlns:cx7="http://schemas.microsoft.com/office/drawing/2016/5/13/chartex" xmlns:cx8="http://schemas.microsoft.com/office/drawing/2016/5/14/chartex" xmlns:mc="http://schemas.openxmlformats.org/markup-compatibility/2006" xmlns:aink="http://schemas.microsoft.com/office/drawing/2016/ink" xmlns:am3d="http://schemas.microsoft.com/office/drawing/2017/model3d" xmlns:o="urn:schemas-microsoft-com:office:office" xmlns:oel="http://schemas.microsoft.com/office/2019/extlst" xmlns:r="http://schemas.openxmlformats.org/officeDocument/2006/relationships" xmlns:m="http://schemas.openxmlformats.org/officeDocument/2006/math" xmlns:v="urn:schemas-microsoft-com:vml" xmlns:wp14="http://schemas.microsoft.com/office/word/2010/wordprocessingDrawing" xmlns:wp="http://schemas.openxmlformats.org/drawingml/2006/wordprocessingDrawing" xmlns:w10="urn:schemas-microsoft-com:office:word" xmlns:w="http://schemas.openxmlformats.org/wordprocessingml/2006/main" xmlns:w14="http://schemas.microsoft.com/office/word/2010/wordml" xmlns:w15="http://schemas.microsoft.com/office/word/2012/wordml" xmlns:w16cex="http://schemas.microsoft.com/office/word/2018/wordml/cex" xmlns:w16cid="http://schemas.microsoft.com/office/word/2016/wordml/cid" xmlns:w16="http://schemas.microsoft.com/office/word/2018/wordml" xmlns:w16sdtdh="http://schemas.microsoft.com/office/word/2020/wordml/sdtdatahash" xmlns:w16se="http://schemas.microsoft.com/office/word/2015/wordml/symex" xmlns:wpg="http://schemas.microsoft.com/office/word/2010/wordprocessingGroup" xmlns:wpi="http://schemas.microsoft.com/office/word/2010/wordprocessingInk" xmlns:wne="http://schemas.microsoft.com/office/word/2006/wordml" xmlns:wps="http://schemas.microsoft.com/office/word/2010/wordprocessingShape" mc:Ignorable="w14 w15 w16se w16cid w16 w16cex w16sdtdh wp14">
   <w:background w:color="FFFFFF" w:themeColor="background1"/>
   <w:body>
     <w:p>
@@ -8,15 +8,15 @@
         <w:pStyle w:val="Title"/>
         <w:rPr>
           <w:color w:val="auto"/>
-          <w:sz w:val="52"/>
-          <w:szCs w:val="52"/>
-        </w:rPr>
-      </w:pPr>
-      <w:r>
-        <w:rPr>
-          <w:color w:val="auto"/>
-          <w:sz w:val="52"/>
-          <w:szCs w:val="52"/>
+          <w:sz w:val="44"/>
+          <w:szCs w:val="48"/>
+        </w:rPr>
+      </w:pPr>
+      <w:r>
+        <w:rPr>
+          <w:color w:val="auto"/>
+          <w:sz w:val="44"/>
+          <w:szCs w:val="48"/>
         </w:rPr>
         <w:t>Nguyen Viet Dung</w:t>
       </w:r>
@@ -26,23 +26,23 @@
         <w:pStyle w:val="Subtitle"/>
         <w:rPr>
           <w:color w:val="auto"/>
-          <w:sz w:val="40"/>
-          <w:szCs w:val="20"/>
-        </w:rPr>
-      </w:pPr>
-      <w:r>
-        <w:rPr>
-          <w:color w:val="auto"/>
-          <w:sz w:val="40"/>
-          <w:szCs w:val="20"/>
+          <w:sz w:val="36"/>
+          <w:szCs w:val="18"/>
+        </w:rPr>
+      </w:pPr>
+      <w:r>
+        <w:rPr>
+          <w:color w:val="auto"/>
+          <w:sz w:val="36"/>
+          <w:szCs w:val="18"/>
         </w:rPr>
         <w:t xml:space="preserve">Senior </w:t>
       </w:r>
       <w:r>
         <w:rPr>
           <w:color w:val="auto"/>
-          <w:sz w:val="40"/>
-          <w:szCs w:val="20"/>
+          <w:sz w:val="36"/>
+          <w:szCs w:val="18"/>
         </w:rPr>
         <w:t>Embedded engineer</w:t>
       </w:r>
@@ -53,127 +53,127 @@
         <w:jc w:val="both"/>
         <w:rPr>
           <w:color w:val="auto"/>
-          <w:sz w:val="21"/>
-          <w:szCs w:val="21"/>
-        </w:rPr>
-      </w:pPr>
-      <w:r>
-        <w:rPr>
-          <w:color w:val="auto"/>
-          <w:sz w:val="21"/>
-          <w:szCs w:val="21"/>
+          <w:sz w:val="20"/>
+          <w:szCs w:val="19"/>
+        </w:rPr>
+      </w:pPr>
+      <w:r>
+        <w:rPr>
+          <w:color w:val="auto"/>
+          <w:sz w:val="20"/>
+          <w:szCs w:val="19"/>
         </w:rPr>
         <w:t>0968235416</w:t>
       </w:r>
       <w:r>
         <w:rPr>
           <w:color w:val="auto"/>
-          <w:sz w:val="21"/>
-          <w:szCs w:val="21"/>
+          <w:sz w:val="20"/>
+          <w:szCs w:val="19"/>
         </w:rPr>
         <w:t xml:space="preserve"> </w:t>
       </w:r>
       <w:r>
         <w:rPr>
           <w:color w:val="auto"/>
-          <w:sz w:val="21"/>
-          <w:szCs w:val="21"/>
+          <w:sz w:val="20"/>
+          <w:szCs w:val="19"/>
         </w:rPr>
         <w:t xml:space="preserve"> </w:t>
       </w:r>
       <w:r>
         <w:rPr>
           <w:color w:val="auto"/>
-          <w:sz w:val="21"/>
-          <w:szCs w:val="21"/>
+          <w:sz w:val="20"/>
+          <w:szCs w:val="19"/>
         </w:rPr>
         <w:t xml:space="preserve"> </w:t>
       </w:r>
       <w:r>
         <w:rPr>
           <w:color w:val="auto"/>
-          <w:sz w:val="21"/>
-          <w:szCs w:val="21"/>
+          <w:sz w:val="20"/>
+          <w:szCs w:val="19"/>
         </w:rPr>
         <w:t xml:space="preserve">|  </w:t>
       </w:r>
       <w:r>
         <w:rPr>
           <w:color w:val="auto"/>
-          <w:sz w:val="21"/>
-          <w:szCs w:val="21"/>
+          <w:sz w:val="20"/>
+          <w:szCs w:val="19"/>
         </w:rPr>
         <w:t xml:space="preserve"> </w:t>
       </w:r>
       <w:r>
         <w:rPr>
           <w:color w:val="auto"/>
-          <w:sz w:val="21"/>
-          <w:szCs w:val="21"/>
+          <w:sz w:val="20"/>
+          <w:szCs w:val="19"/>
         </w:rPr>
         <w:t>ngvietdung96</w:t>
       </w:r>
       <w:r>
         <w:rPr>
           <w:color w:val="auto"/>
-          <w:sz w:val="21"/>
-          <w:szCs w:val="21"/>
+          <w:sz w:val="20"/>
+          <w:szCs w:val="19"/>
         </w:rPr>
         <w:t>@</w:t>
       </w:r>
       <w:r>
         <w:rPr>
           <w:color w:val="auto"/>
-          <w:sz w:val="21"/>
-          <w:szCs w:val="21"/>
+          <w:sz w:val="20"/>
+          <w:szCs w:val="19"/>
         </w:rPr>
         <w:t>gmail</w:t>
       </w:r>
       <w:r>
         <w:rPr>
           <w:color w:val="auto"/>
-          <w:sz w:val="21"/>
-          <w:szCs w:val="21"/>
+          <w:sz w:val="20"/>
+          <w:szCs w:val="19"/>
         </w:rPr>
         <w:t xml:space="preserve">.com  </w:t>
       </w:r>
       <w:r>
         <w:rPr>
           <w:color w:val="auto"/>
-          <w:sz w:val="21"/>
-          <w:szCs w:val="21"/>
+          <w:sz w:val="20"/>
+          <w:szCs w:val="19"/>
         </w:rPr>
         <w:t xml:space="preserve"> </w:t>
       </w:r>
       <w:r>
         <w:rPr>
           <w:color w:val="auto"/>
-          <w:sz w:val="21"/>
-          <w:szCs w:val="21"/>
+          <w:sz w:val="20"/>
+          <w:szCs w:val="19"/>
         </w:rPr>
         <w:t xml:space="preserve">|  </w:t>
       </w:r>
       <w:r>
         <w:rPr>
           <w:color w:val="auto"/>
-          <w:sz w:val="21"/>
-          <w:szCs w:val="21"/>
+          <w:sz w:val="20"/>
+          <w:szCs w:val="19"/>
         </w:rPr>
         <w:t xml:space="preserve"> </w:t>
       </w:r>
       <w:r>
         <w:rPr>
           <w:color w:val="auto"/>
-          <w:sz w:val="21"/>
-          <w:szCs w:val="21"/>
+          <w:sz w:val="20"/>
+          <w:szCs w:val="19"/>
         </w:rPr>
         <w:t>linkedin.com/in/viet-dung-nguyen-874185190</w:t>
       </w:r>
       <w:r>
         <w:rPr>
           <w:color w:val="auto"/>
-          <w:sz w:val="21"/>
-          <w:szCs w:val="21"/>
+          <w:sz w:val="20"/>
+          <w:szCs w:val="19"/>
         </w:rPr>
         <w:t>/</w:t>
       </w:r>
@@ -202,11 +202,15 @@
               <w:pStyle w:val="Heading1"/>
               <w:rPr>
                 <w:color w:val="auto"/>
+                <w:sz w:val="32"/>
+                <w:szCs w:val="22"/>
               </w:rPr>
             </w:pPr>
             <w:r>
               <w:rPr>
                 <w:color w:val="auto"/>
+                <w:sz w:val="32"/>
+                <w:szCs w:val="22"/>
               </w:rPr>
               <w:t>Background</w:t>
             </w:r>
@@ -247,7 +251,79 @@
               <w:rPr>
                 <w:color w:val="auto"/>
               </w:rPr>
-              <w:t xml:space="preserve"> years of experience in automotive software development at Bosch, focusing on security features for Airbag ECUs. My passion for continuous learning drives me to explore embedded systems, operating systems, and reverse engineering, always seeking new challenges to enhance my skills and contribute to innovative projects in the field.</w:t>
+              <w:t xml:space="preserve"> years of experience in automotive software developmen</w:t>
+            </w:r>
+            <w:r>
+              <w:rPr>
+                <w:color w:val="auto"/>
+              </w:rPr>
+              <w:t>t</w:t>
+            </w:r>
+            <w:r>
+              <w:rPr>
+                <w:color w:val="auto"/>
+              </w:rPr>
+              <w:t>, focusing on security features</w:t>
+            </w:r>
+            <w:r>
+              <w:rPr>
+                <w:color w:val="auto"/>
+              </w:rPr>
+              <w:t xml:space="preserve">. </w:t>
+            </w:r>
+            <w:r>
+              <w:rPr>
+                <w:color w:val="auto"/>
+              </w:rPr>
+              <w:t xml:space="preserve">My passion for continuous learning drives me to explore </w:t>
+            </w:r>
+            <w:r>
+              <w:rPr>
+                <w:color w:val="auto"/>
+              </w:rPr>
+              <w:t>O</w:t>
+            </w:r>
+            <w:r>
+              <w:rPr>
+                <w:color w:val="auto"/>
+              </w:rPr>
+              <w:t xml:space="preserve">perating </w:t>
+            </w:r>
+            <w:r>
+              <w:rPr>
+                <w:color w:val="auto"/>
+              </w:rPr>
+              <w:t>S</w:t>
+            </w:r>
+            <w:r>
+              <w:rPr>
+                <w:color w:val="auto"/>
+              </w:rPr>
+              <w:t>ystems,</w:t>
+            </w:r>
+            <w:r>
+              <w:rPr>
+                <w:color w:val="auto"/>
+              </w:rPr>
+              <w:t xml:space="preserve"> Security and R</w:t>
+            </w:r>
+            <w:r>
+              <w:rPr>
+                <w:color w:val="auto"/>
+              </w:rPr>
+              <w:t>everse engineering</w:t>
+            </w:r>
+            <w:r>
+              <w:rPr>
+                <w:color w:val="auto"/>
+              </w:rPr>
+              <w:t>, Optimization</w:t>
+            </w:r>
+            <w:r>
+              <w:rPr>
+                <w:color w:val="auto"/>
+              </w:rPr>
+              <w:t>, always seeking new challenges to enhance my skills and contribute to innovative projects in the field.</w:t>
             </w:r>
           </w:p>
         </w:tc>
@@ -260,11 +336,15 @@
               <w:pStyle w:val="Heading1"/>
               <w:rPr>
                 <w:color w:val="auto"/>
+                <w:sz w:val="32"/>
+                <w:szCs w:val="22"/>
               </w:rPr>
             </w:pPr>
             <w:r>
               <w:rPr>
                 <w:color w:val="auto"/>
+                <w:sz w:val="32"/>
+                <w:szCs w:val="22"/>
               </w:rPr>
               <w:t>Education</w:t>
             </w:r>
@@ -272,37 +352,50 @@
           <w:p>
             <w:pPr>
               <w:pStyle w:val="Heading2"/>
-              <w:rPr>
-                <w:color w:val="auto"/>
+              <w:ind w:right="-118"/>
+              <w:rPr>
+                <w:color w:val="auto"/>
+                <w:sz w:val="20"/>
+                <w:szCs w:val="20"/>
               </w:rPr>
             </w:pPr>
             <w:r>
               <w:rPr>
                 <w:color w:val="auto"/>
+                <w:sz w:val="20"/>
+                <w:szCs w:val="20"/>
               </w:rPr>
               <w:t>Eng</w:t>
             </w:r>
             <w:r>
               <w:rPr>
                 <w:color w:val="auto"/>
+                <w:sz w:val="20"/>
+                <w:szCs w:val="20"/>
               </w:rPr>
               <w:t>ineer</w:t>
             </w:r>
             <w:r>
               <w:rPr>
                 <w:color w:val="auto"/>
+                <w:sz w:val="20"/>
+                <w:szCs w:val="20"/>
               </w:rPr>
               <w:t>’s de</w:t>
             </w:r>
             <w:r>
               <w:rPr>
                 <w:color w:val="auto"/>
+                <w:sz w:val="20"/>
+                <w:szCs w:val="20"/>
               </w:rPr>
               <w:t xml:space="preserve">gree, </w:t>
             </w:r>
             <w:r>
               <w:rPr>
                 <w:color w:val="auto"/>
+                <w:sz w:val="20"/>
+                <w:szCs w:val="20"/>
               </w:rPr>
               <w:t>COmputer engineeering</w:t>
             </w:r>
@@ -399,11 +492,15 @@
         <w:pStyle w:val="Heading1"/>
         <w:rPr>
           <w:color w:val="auto"/>
-        </w:rPr>
-      </w:pPr>
-      <w:r>
-        <w:rPr>
-          <w:color w:val="auto"/>
+          <w:sz w:val="32"/>
+          <w:szCs w:val="22"/>
+        </w:rPr>
+      </w:pPr>
+      <w:r>
+        <w:rPr>
+          <w:color w:val="auto"/>
+          <w:sz w:val="32"/>
+          <w:szCs w:val="22"/>
         </w:rPr>
         <w:t>Experience</w:t>
       </w:r>
@@ -465,7 +562,13 @@
         <w:rPr>
           <w:color w:val="auto"/>
         </w:rPr>
-        <w:t xml:space="preserve"> – present</w:t>
+        <w:t xml:space="preserve"> – </w:t>
+      </w:r>
+      <w:r>
+        <w:rPr>
+          <w:color w:val="auto"/>
+        </w:rPr>
+        <w:t>present.</w:t>
       </w:r>
     </w:p>
     <w:p>
@@ -491,15 +594,7 @@
           <w:bCs/>
           <w:color w:val="auto"/>
         </w:rPr>
-        <w:t xml:space="preserve">: </w:t>
-      </w:r>
-      <w:r>
-        <w:rPr>
-          <w:b/>
-          <w:bCs/>
-          <w:color w:val="auto"/>
-        </w:rPr>
-        <w:t>Software mentor</w:t>
+        <w:t>: Software mentor</w:t>
       </w:r>
     </w:p>
     <w:p>
@@ -513,19 +608,7 @@
         <w:rPr>
           <w:color w:val="auto"/>
         </w:rPr>
-        <w:t xml:space="preserve">April 2023 </w:t>
-      </w:r>
-      <w:r>
-        <w:rPr>
-          <w:color w:val="auto"/>
-        </w:rPr>
-        <w:t>–</w:t>
-      </w:r>
-      <w:r>
-        <w:rPr>
-          <w:color w:val="auto"/>
-        </w:rPr>
-        <w:t xml:space="preserve"> Now</w:t>
+        <w:t>April 2023 – Now</w:t>
       </w:r>
     </w:p>
     <w:p>
@@ -753,7 +836,19 @@
         <w:rPr>
           <w:color w:val="auto"/>
         </w:rPr>
+        <w:t xml:space="preserve">Ho Chi Minh, </w:t>
+      </w:r>
+      <w:r>
+        <w:rPr>
+          <w:color w:val="auto"/>
+        </w:rPr>
         <w:t>March 2022 - April 2023</w:t>
+      </w:r>
+      <w:r>
+        <w:rPr>
+          <w:color w:val="auto"/>
+        </w:rPr>
+        <w:t>.</w:t>
       </w:r>
     </w:p>
     <w:p>
@@ -870,7 +965,19 @@
         <w:rPr>
           <w:color w:val="auto"/>
         </w:rPr>
+        <w:t xml:space="preserve">Ho Chi Minh, </w:t>
+      </w:r>
+      <w:r>
+        <w:rPr>
+          <w:color w:val="auto"/>
+        </w:rPr>
         <w:t>November 2020 - March 2022</w:t>
+      </w:r>
+      <w:r>
+        <w:rPr>
+          <w:color w:val="auto"/>
+        </w:rPr>
+        <w:t>.</w:t>
       </w:r>
     </w:p>
     <w:p>
@@ -975,6 +1082,22 @@
       <w:pPr>
         <w:jc w:val="both"/>
         <w:rPr>
+          <w:color w:val="auto"/>
+        </w:rPr>
+      </w:pPr>
+    </w:p>
+    <w:p>
+      <w:pPr>
+        <w:jc w:val="both"/>
+        <w:rPr>
+          <w:color w:val="auto"/>
+        </w:rPr>
+      </w:pPr>
+    </w:p>
+    <w:p>
+      <w:pPr>
+        <w:jc w:val="both"/>
+        <w:rPr>
           <w:b/>
           <w:bCs/>
           <w:color w:val="auto"/>
@@ -1001,7 +1124,19 @@
         <w:rPr>
           <w:color w:val="auto"/>
         </w:rPr>
+        <w:t xml:space="preserve">Ho Chi Minh, </w:t>
+      </w:r>
+      <w:r>
+        <w:rPr>
+          <w:color w:val="auto"/>
+        </w:rPr>
         <w:t>April 2020 - November 2020</w:t>
+      </w:r>
+      <w:r>
+        <w:rPr>
+          <w:color w:val="auto"/>
+        </w:rPr>
+        <w:t>.</w:t>
       </w:r>
     </w:p>
     <w:p>
@@ -1152,16 +1287,72 @@
         <w:rPr>
           <w:color w:val="auto"/>
         </w:rPr>
-        <w:t>Operation System: Studied through open courses and the book Operating Systems: Three Easy Pieces.</w:t>
-      </w:r>
-    </w:p>
-    <w:p>
-      <w:pPr>
+        <w:t>Operation System: Studied through open courses and the book</w:t>
+      </w:r>
+      <w:r>
+        <w:rPr>
+          <w:color w:val="auto"/>
+        </w:rPr>
+        <w:t>:</w:t>
+      </w:r>
+    </w:p>
+    <w:p>
+      <w:pPr>
+        <w:pStyle w:val="ListParagraph"/>
+        <w:numPr>
+          <w:ilvl w:val="1"/>
+          <w:numId w:val="13"/>
+        </w:numPr>
+        <w:ind w:left="720"/>
         <w:jc w:val="both"/>
         <w:rPr>
           <w:color w:val="auto"/>
         </w:rPr>
       </w:pPr>
+      <w:r>
+        <w:rPr>
+          <w:color w:val="auto"/>
+        </w:rPr>
+        <w:t xml:space="preserve">How </w:t>
+      </w:r>
+      <w:r>
+        <w:rPr>
+          <w:color w:val="auto"/>
+        </w:rPr>
+        <w:t>virtualization</w:t>
+      </w:r>
+      <w:r>
+        <w:rPr>
+          <w:color w:val="auto"/>
+        </w:rPr>
+        <w:t xml:space="preserve"> work</w:t>
+      </w:r>
+      <w:r>
+        <w:rPr>
+          <w:color w:val="auto"/>
+        </w:rPr>
+        <w:t>, what is policy, and mechanism.</w:t>
+      </w:r>
+    </w:p>
+    <w:p>
+      <w:pPr>
+        <w:pStyle w:val="ListParagraph"/>
+        <w:numPr>
+          <w:ilvl w:val="1"/>
+          <w:numId w:val="13"/>
+        </w:numPr>
+        <w:ind w:left="720"/>
+        <w:jc w:val="both"/>
+        <w:rPr>
+          <w:color w:val="auto"/>
+        </w:rPr>
+      </w:pPr>
+      <w:r>
+        <w:rPr>
+          <w:color w:val="auto"/>
+        </w:rPr>
+        <w:t>What is concurrency, the challenge for concurrency.</w:t>
+      </w:r>
     </w:p>
     <w:p>
       <w:pPr>
@@ -1290,7 +1481,25 @@
         <w:rPr>
           <w:color w:val="auto"/>
         </w:rPr>
-        <w:t>Reverse Engineering: Investigated the OSEK - operating system used in automotive applications.</w:t>
+        <w:t>Reverse Engineering: Investigated the OSEK - operating system used in automotive applications</w:t>
+      </w:r>
+      <w:r>
+        <w:rPr>
+          <w:color w:val="auto"/>
+        </w:rPr>
+        <w:t xml:space="preserve">, </w:t>
+      </w:r>
+      <w:r>
+        <w:rPr>
+          <w:color w:val="auto"/>
+        </w:rPr>
+        <w:t>OS</w:t>
+      </w:r>
+      <w:r>
+        <w:rPr>
+          <w:color w:val="auto"/>
+        </w:rPr>
+        <w:t xml:space="preserve"> is release in Static Linked binary and compile together with source file.</w:t>
       </w:r>
     </w:p>
     <w:p>
@@ -1310,26 +1519,6 @@
         <w:rPr>
           <w:color w:val="auto"/>
         </w:rPr>
-        <w:t xml:space="preserve">The OSEK is release in Static Linked binary and compile together with source file. </w:t>
-      </w:r>
-    </w:p>
-    <w:p>
-      <w:pPr>
-        <w:pStyle w:val="ListParagraph"/>
-        <w:numPr>
-          <w:ilvl w:val="0"/>
-          <w:numId w:val="13"/>
-        </w:numPr>
-        <w:ind w:left="360"/>
-        <w:jc w:val="both"/>
-        <w:rPr>
-          <w:color w:val="auto"/>
-        </w:rPr>
-      </w:pPr>
-      <w:r>
-        <w:rPr>
-          <w:color w:val="auto"/>
-        </w:rPr>
         <w:t xml:space="preserve">Deconstructed binaries to assembly language to understand scheduling policies, time slippage, and jitter </w:t>
       </w:r>
       <w:r>
@@ -1344,11 +1533,15 @@
         <w:pStyle w:val="Heading1"/>
         <w:rPr>
           <w:color w:val="auto"/>
-        </w:rPr>
-      </w:pPr>
-      <w:r>
-        <w:rPr>
-          <w:color w:val="auto"/>
+          <w:sz w:val="32"/>
+          <w:szCs w:val="22"/>
+        </w:rPr>
+      </w:pPr>
+      <w:r>
+        <w:rPr>
+          <w:color w:val="auto"/>
+          <w:sz w:val="32"/>
+          <w:szCs w:val="22"/>
         </w:rPr>
         <w:t>Skills</w:t>
       </w:r>
@@ -1426,21 +1619,7 @@
               <w:rPr>
                 <w:color w:val="auto"/>
               </w:rPr>
-              <w:t>Realtime</w:t>
-            </w:r>
-            <w:r>
-              <w:rPr>
-                <w:color w:val="auto"/>
-                <w:lang w:val="vi-VN"/>
-              </w:rPr>
-              <w:t xml:space="preserve"> Operation System (RTOS)</w:t>
-            </w:r>
-            <w:r>
-              <w:rPr>
-                <w:color w:val="auto"/>
-                <w:lang w:val="vi-VN"/>
-              </w:rPr>
-              <w:t>, Linux</w:t>
+              <w:t>Operation System</w:t>
             </w:r>
           </w:p>
           <w:p>
@@ -1454,6 +1633,27 @@
               <w:rPr>
                 <w:color w:val="auto"/>
               </w:rPr>
+              <w:t>Realtime</w:t>
+            </w:r>
+            <w:r>
+              <w:rPr>
+                <w:color w:val="auto"/>
+                <w:lang w:val="vi-VN"/>
+              </w:rPr>
+              <w:t xml:space="preserve"> Operation System (RTOS)</w:t>
+            </w:r>
+          </w:p>
+          <w:p>
+            <w:pPr>
+              <w:pStyle w:val="Skillslist"/>
+              <w:rPr>
+                <w:color w:val="auto"/>
+              </w:rPr>
+            </w:pPr>
+            <w:r>
+              <w:rPr>
+                <w:color w:val="auto"/>
+              </w:rPr>
               <w:t>Build</w:t>
             </w:r>
             <w:r>
@@ -1468,7 +1668,20 @@
                 <w:color w:val="auto"/>
                 <w:lang w:val="vi-VN"/>
               </w:rPr>
-              <w:t>process, Makefile</w:t>
+              <w:t>process,</w:t>
+            </w:r>
+            <w:r>
+              <w:rPr>
+                <w:color w:val="auto"/>
+              </w:rPr>
+              <w:t xml:space="preserve"> Compile,</w:t>
+            </w:r>
+            <w:r>
+              <w:rPr>
+                <w:color w:val="auto"/>
+                <w:lang w:val="vi-VN"/>
+              </w:rPr>
+              <w:t xml:space="preserve"> Makefile</w:t>
             </w:r>
           </w:p>
           <w:p>
@@ -1559,7 +1772,21 @@
               <w:rPr>
                 <w:color w:val="auto"/>
               </w:rPr>
-              <w:t>Assembly, Shell Scripting</w:t>
+              <w:t>Assembly</w:t>
+            </w:r>
+          </w:p>
+          <w:p>
+            <w:pPr>
+              <w:pStyle w:val="Skillslist"/>
+              <w:rPr>
+                <w:color w:val="auto"/>
+              </w:rPr>
+            </w:pPr>
+            <w:r>
+              <w:rPr>
+                <w:color w:val="auto"/>
+              </w:rPr>
+              <w:t>Shell Scripting</w:t>
             </w:r>
           </w:p>
           <w:p>
@@ -1612,7 +1839,7 @@
 </file>
 
 <file path=word/endnotes.xml><?xml version="1.0" encoding="utf-8"?>
-<w:endnotes xmlns:wpc="http://schemas.microsoft.com/office/word/2010/wordprocessingCanvas" xmlns:cx="http://schemas.microsoft.com/office/drawing/2014/chartex" xmlns:cx1="http://schemas.microsoft.com/office/drawing/2015/9/8/chartex" xmlns:cx2="http://schemas.microsoft.com/office/drawing/2015/10/21/chartex" xmlns:cx3="http://schemas.microsoft.com/office/drawing/2016/5/9/chartex" xmlns:cx4="http://schemas.microsoft.com/office/drawing/2016/5/10/chartex" xmlns:cx5="http://schemas.microsoft.com/office/drawing/2016/5/11/chartex" xmlns:cx6="http://schemas.microsoft.com/office/drawing/2016/5/12/chartex" xmlns:cx7="http://schemas.microsoft.com/office/drawing/2016/5/13/chartex" xmlns:cx8="http://schemas.microsoft.com/office/drawing/2016/5/14/chartex" xmlns:mc="http://schemas.openxmlformats.org/markup-compatibility/2006" xmlns:aink="http://schemas.microsoft.com/office/drawing/2016/ink" xmlns:am3d="http://schemas.microsoft.com/office/drawing/2017/model3d" xmlns:o="urn:schemas-microsoft-com:office:office" xmlns:r="http://schemas.openxmlformats.org/officeDocument/2006/relationships" xmlns:m="http://schemas.openxmlformats.org/officeDocument/2006/math" xmlns:v="urn:schemas-microsoft-com:vml" xmlns:wp14="http://schemas.microsoft.com/office/word/2010/wordprocessingDrawing" xmlns:wp="http://schemas.openxmlformats.org/drawingml/2006/wordprocessingDrawing" xmlns:w10="urn:schemas-microsoft-com:office:word" xmlns:w="http://schemas.openxmlformats.org/wordprocessingml/2006/main" xmlns:w14="http://schemas.microsoft.com/office/word/2010/wordml" xmlns:w15="http://schemas.microsoft.com/office/word/2012/wordml" xmlns:w16cex="http://schemas.microsoft.com/office/word/2018/wordml/cex" xmlns:w16cid="http://schemas.microsoft.com/office/word/2016/wordml/cid" xmlns:w16="http://schemas.microsoft.com/office/word/2018/wordml" xmlns:w16sdtdh="http://schemas.microsoft.com/office/word/2020/wordml/sdtdatahash" xmlns:w16se="http://schemas.microsoft.com/office/word/2015/wordml/symex" xmlns:wpg="http://schemas.microsoft.com/office/word/2010/wordprocessingGroup" xmlns:wpi="http://schemas.microsoft.com/office/word/2010/wordprocessingInk" xmlns:wne="http://schemas.microsoft.com/office/word/2006/wordml" xmlns:wps="http://schemas.microsoft.com/office/word/2010/wordprocessingShape" mc:Ignorable="w14 w15 w16se w16cid w16 w16cex w16sdtdh wp14">
+<w:endnotes xmlns:wpc="http://schemas.microsoft.com/office/word/2010/wordprocessingCanvas" xmlns:cx="http://schemas.microsoft.com/office/drawing/2014/chartex" xmlns:cx1="http://schemas.microsoft.com/office/drawing/2015/9/8/chartex" xmlns:cx2="http://schemas.microsoft.com/office/drawing/2015/10/21/chartex" xmlns:cx3="http://schemas.microsoft.com/office/drawing/2016/5/9/chartex" xmlns:cx4="http://schemas.microsoft.com/office/drawing/2016/5/10/chartex" xmlns:cx5="http://schemas.microsoft.com/office/drawing/2016/5/11/chartex" xmlns:cx6="http://schemas.microsoft.com/office/drawing/2016/5/12/chartex" xmlns:cx7="http://schemas.microsoft.com/office/drawing/2016/5/13/chartex" xmlns:cx8="http://schemas.microsoft.com/office/drawing/2016/5/14/chartex" xmlns:mc="http://schemas.openxmlformats.org/markup-compatibility/2006" xmlns:aink="http://schemas.microsoft.com/office/drawing/2016/ink" xmlns:am3d="http://schemas.microsoft.com/office/drawing/2017/model3d" xmlns:o="urn:schemas-microsoft-com:office:office" xmlns:oel="http://schemas.microsoft.com/office/2019/extlst" xmlns:r="http://schemas.openxmlformats.org/officeDocument/2006/relationships" xmlns:m="http://schemas.openxmlformats.org/officeDocument/2006/math" xmlns:v="urn:schemas-microsoft-com:vml" xmlns:wp14="http://schemas.microsoft.com/office/word/2010/wordprocessingDrawing" xmlns:wp="http://schemas.openxmlformats.org/drawingml/2006/wordprocessingDrawing" xmlns:w10="urn:schemas-microsoft-com:office:word" xmlns:w="http://schemas.openxmlformats.org/wordprocessingml/2006/main" xmlns:w14="http://schemas.microsoft.com/office/word/2010/wordml" xmlns:w15="http://schemas.microsoft.com/office/word/2012/wordml" xmlns:w16cex="http://schemas.microsoft.com/office/word/2018/wordml/cex" xmlns:w16cid="http://schemas.microsoft.com/office/word/2016/wordml/cid" xmlns:w16="http://schemas.microsoft.com/office/word/2018/wordml" xmlns:w16sdtdh="http://schemas.microsoft.com/office/word/2020/wordml/sdtdatahash" xmlns:w16se="http://schemas.microsoft.com/office/word/2015/wordml/symex" xmlns:wpg="http://schemas.microsoft.com/office/word/2010/wordprocessingGroup" xmlns:wpi="http://schemas.microsoft.com/office/word/2010/wordprocessingInk" xmlns:wne="http://schemas.microsoft.com/office/word/2006/wordml" xmlns:wps="http://schemas.microsoft.com/office/word/2010/wordprocessingShape" mc:Ignorable="w14 w15 w16se w16cid w16 w16cex w16sdtdh wp14">
   <w:endnote w:type="separator" w:id="-1">
     <w:p>
       <w:r>
@@ -1631,7 +1858,7 @@
 </file>
 
 <file path=word/footnotes.xml><?xml version="1.0" encoding="utf-8"?>
-<w:footnotes xmlns:wpc="http://schemas.microsoft.com/office/word/2010/wordprocessingCanvas" xmlns:cx="http://schemas.microsoft.com/office/drawing/2014/chartex" xmlns:cx1="http://schemas.microsoft.com/office/drawing/2015/9/8/chartex" xmlns:cx2="http://schemas.microsoft.com/office/drawing/2015/10/21/chartex" xmlns:cx3="http://schemas.microsoft.com/office/drawing/2016/5/9/chartex" xmlns:cx4="http://schemas.microsoft.com/office/drawing/2016/5/10/chartex" xmlns:cx5="http://schemas.microsoft.com/office/drawing/2016/5/11/chartex" xmlns:cx6="http://schemas.microsoft.com/office/drawing/2016/5/12/chartex" xmlns:cx7="http://schemas.microsoft.com/office/drawing/2016/5/13/chartex" xmlns:cx8="http://schemas.microsoft.com/office/drawing/2016/5/14/chartex" xmlns:mc="http://schemas.openxmlformats.org/markup-compatibility/2006" xmlns:aink="http://schemas.microsoft.com/office/drawing/2016/ink" xmlns:am3d="http://schemas.microsoft.com/office/drawing/2017/model3d" xmlns:o="urn:schemas-microsoft-com:office:office" xmlns:r="http://schemas.openxmlformats.org/officeDocument/2006/relationships" xmlns:m="http://schemas.openxmlformats.org/officeDocument/2006/math" xmlns:v="urn:schemas-microsoft-com:vml" xmlns:wp14="http://schemas.microsoft.com/office/word/2010/wordprocessingDrawing" xmlns:wp="http://schemas.openxmlformats.org/drawingml/2006/wordprocessingDrawing" xmlns:w10="urn:schemas-microsoft-com:office:word" xmlns:w="http://schemas.openxmlformats.org/wordprocessingml/2006/main" xmlns:w14="http://schemas.microsoft.com/office/word/2010/wordml" xmlns:w15="http://schemas.microsoft.com/office/word/2012/wordml" xmlns:w16cex="http://schemas.microsoft.com/office/word/2018/wordml/cex" xmlns:w16cid="http://schemas.microsoft.com/office/word/2016/wordml/cid" xmlns:w16="http://schemas.microsoft.com/office/word/2018/wordml" xmlns:w16sdtdh="http://schemas.microsoft.com/office/word/2020/wordml/sdtdatahash" xmlns:w16se="http://schemas.microsoft.com/office/word/2015/wordml/symex" xmlns:wpg="http://schemas.microsoft.com/office/word/2010/wordprocessingGroup" xmlns:wpi="http://schemas.microsoft.com/office/word/2010/wordprocessingInk" xmlns:wne="http://schemas.microsoft.com/office/word/2006/wordml" xmlns:wps="http://schemas.microsoft.com/office/word/2010/wordprocessingShape" mc:Ignorable="w14 w15 w16se w16cid w16 w16cex w16sdtdh wp14">
+<w:footnotes xmlns:wpc="http://schemas.microsoft.com/office/word/2010/wordprocessingCanvas" xmlns:cx="http://schemas.microsoft.com/office/drawing/2014/chartex" xmlns:cx1="http://schemas.microsoft.com/office/drawing/2015/9/8/chartex" xmlns:cx2="http://schemas.microsoft.com/office/drawing/2015/10/21/chartex" xmlns:cx3="http://schemas.microsoft.com/office/drawing/2016/5/9/chartex" xmlns:cx4="http://schemas.microsoft.com/office/drawing/2016/5/10/chartex" xmlns:cx5="http://schemas.microsoft.com/office/drawing/2016/5/11/chartex" xmlns:cx6="http://schemas.microsoft.com/office/drawing/2016/5/12/chartex" xmlns:cx7="http://schemas.microsoft.com/office/drawing/2016/5/13/chartex" xmlns:cx8="http://schemas.microsoft.com/office/drawing/2016/5/14/chartex" xmlns:mc="http://schemas.openxmlformats.org/markup-compatibility/2006" xmlns:aink="http://schemas.microsoft.com/office/drawing/2016/ink" xmlns:am3d="http://schemas.microsoft.com/office/drawing/2017/model3d" xmlns:o="urn:schemas-microsoft-com:office:office" xmlns:oel="http://schemas.microsoft.com/office/2019/extlst" xmlns:r="http://schemas.openxmlformats.org/officeDocument/2006/relationships" xmlns:m="http://schemas.openxmlformats.org/officeDocument/2006/math" xmlns:v="urn:schemas-microsoft-com:vml" xmlns:wp14="http://schemas.microsoft.com/office/word/2010/wordprocessingDrawing" xmlns:wp="http://schemas.openxmlformats.org/drawingml/2006/wordprocessingDrawing" xmlns:w10="urn:schemas-microsoft-com:office:word" xmlns:w="http://schemas.openxmlformats.org/wordprocessingml/2006/main" xmlns:w14="http://schemas.microsoft.com/office/word/2010/wordml" xmlns:w15="http://schemas.microsoft.com/office/word/2012/wordml" xmlns:w16cex="http://schemas.microsoft.com/office/word/2018/wordml/cex" xmlns:w16cid="http://schemas.microsoft.com/office/word/2016/wordml/cid" xmlns:w16="http://schemas.microsoft.com/office/word/2018/wordml" xmlns:w16sdtdh="http://schemas.microsoft.com/office/word/2020/wordml/sdtdatahash" xmlns:w16se="http://schemas.microsoft.com/office/word/2015/wordml/symex" xmlns:wpg="http://schemas.microsoft.com/office/word/2010/wordprocessingGroup" xmlns:wpi="http://schemas.microsoft.com/office/word/2010/wordprocessingInk" xmlns:wne="http://schemas.microsoft.com/office/word/2006/wordml" xmlns:wps="http://schemas.microsoft.com/office/word/2010/wordprocessingShape" mc:Ignorable="w14 w15 w16se w16cid w16 w16cex w16sdtdh wp14">
   <w:footnote w:type="separator" w:id="-1">
     <w:p>
       <w:r>
@@ -1650,7 +1877,7 @@
 </file>
 
 <file path=word/numbering.xml><?xml version="1.0" encoding="utf-8"?>
-<w:numbering xmlns:wpc="http://schemas.microsoft.com/office/word/2010/wordprocessingCanvas" xmlns:cx="http://schemas.microsoft.com/office/drawing/2014/chartex" xmlns:cx1="http://schemas.microsoft.com/office/drawing/2015/9/8/chartex" xmlns:cx2="http://schemas.microsoft.com/office/drawing/2015/10/21/chartex" xmlns:cx3="http://schemas.microsoft.com/office/drawing/2016/5/9/chartex" xmlns:cx4="http://schemas.microsoft.com/office/drawing/2016/5/10/chartex" xmlns:cx5="http://schemas.microsoft.com/office/drawing/2016/5/11/chartex" xmlns:cx6="http://schemas.microsoft.com/office/drawing/2016/5/12/chartex" xmlns:cx7="http://schemas.microsoft.com/office/drawing/2016/5/13/chartex" xmlns:cx8="http://schemas.microsoft.com/office/drawing/2016/5/14/chartex" xmlns:mc="http://schemas.openxmlformats.org/markup-compatibility/2006" xmlns:aink="http://schemas.microsoft.com/office/drawing/2016/ink" xmlns:am3d="http://schemas.microsoft.com/office/drawing/2017/model3d" xmlns:o="urn:schemas-microsoft-com:office:office" xmlns:r="http://schemas.openxmlformats.org/officeDocument/2006/relationships" xmlns:m="http://schemas.openxmlformats.org/officeDocument/2006/math" xmlns:v="urn:schemas-microsoft-com:vml" xmlns:wp14="http://schemas.microsoft.com/office/word/2010/wordprocessingDrawing" xmlns:wp="http://schemas.openxmlformats.org/drawingml/2006/wordprocessingDrawing" xmlns:w10="urn:schemas-microsoft-com:office:word" xmlns:w="http://schemas.openxmlformats.org/wordprocessingml/2006/main" xmlns:w14="http://schemas.microsoft.com/office/word/2010/wordml" xmlns:w15="http://schemas.microsoft.com/office/word/2012/wordml" xmlns:w16cex="http://schemas.microsoft.com/office/word/2018/wordml/cex" xmlns:w16cid="http://schemas.microsoft.com/office/word/2016/wordml/cid" xmlns:w16="http://schemas.microsoft.com/office/word/2018/wordml" xmlns:w16sdtdh="http://schemas.microsoft.com/office/word/2020/wordml/sdtdatahash" xmlns:w16se="http://schemas.microsoft.com/office/word/2015/wordml/symex" xmlns:wpg="http://schemas.microsoft.com/office/word/2010/wordprocessingGroup" xmlns:wpi="http://schemas.microsoft.com/office/word/2010/wordprocessingInk" xmlns:wne="http://schemas.microsoft.com/office/word/2006/wordml" xmlns:wps="http://schemas.microsoft.com/office/word/2010/wordprocessingShape" mc:Ignorable="w14 w15 w16se w16cid w16 w16cex w16sdtdh wp14">
+<w:numbering xmlns:wpc="http://schemas.microsoft.com/office/word/2010/wordprocessingCanvas" xmlns:cx="http://schemas.microsoft.com/office/drawing/2014/chartex" xmlns:cx1="http://schemas.microsoft.com/office/drawing/2015/9/8/chartex" xmlns:cx2="http://schemas.microsoft.com/office/drawing/2015/10/21/chartex" xmlns:cx3="http://schemas.microsoft.com/office/drawing/2016/5/9/chartex" xmlns:cx4="http://schemas.microsoft.com/office/drawing/2016/5/10/chartex" xmlns:cx5="http://schemas.microsoft.com/office/drawing/2016/5/11/chartex" xmlns:cx6="http://schemas.microsoft.com/office/drawing/2016/5/12/chartex" xmlns:cx7="http://schemas.microsoft.com/office/drawing/2016/5/13/chartex" xmlns:cx8="http://schemas.microsoft.com/office/drawing/2016/5/14/chartex" xmlns:mc="http://schemas.openxmlformats.org/markup-compatibility/2006" xmlns:aink="http://schemas.microsoft.com/office/drawing/2016/ink" xmlns:am3d="http://schemas.microsoft.com/office/drawing/2017/model3d" xmlns:o="urn:schemas-microsoft-com:office:office" xmlns:oel="http://schemas.microsoft.com/office/2019/extlst" xmlns:r="http://schemas.openxmlformats.org/officeDocument/2006/relationships" xmlns:m="http://schemas.openxmlformats.org/officeDocument/2006/math" xmlns:v="urn:schemas-microsoft-com:vml" xmlns:wp14="http://schemas.microsoft.com/office/word/2010/wordprocessingDrawing" xmlns:wp="http://schemas.openxmlformats.org/drawingml/2006/wordprocessingDrawing" xmlns:w10="urn:schemas-microsoft-com:office:word" xmlns:w="http://schemas.openxmlformats.org/wordprocessingml/2006/main" xmlns:w14="http://schemas.microsoft.com/office/word/2010/wordml" xmlns:w15="http://schemas.microsoft.com/office/word/2012/wordml" xmlns:w16cex="http://schemas.microsoft.com/office/word/2018/wordml/cex" xmlns:w16cid="http://schemas.microsoft.com/office/word/2016/wordml/cid" xmlns:w16="http://schemas.microsoft.com/office/word/2018/wordml" xmlns:w16sdtdh="http://schemas.microsoft.com/office/word/2020/wordml/sdtdatahash" xmlns:w16se="http://schemas.microsoft.com/office/word/2015/wordml/symex" xmlns:wpg="http://schemas.microsoft.com/office/word/2010/wordprocessingGroup" xmlns:wpi="http://schemas.microsoft.com/office/word/2010/wordprocessingInk" xmlns:wne="http://schemas.microsoft.com/office/word/2006/wordml" xmlns:wps="http://schemas.microsoft.com/office/word/2010/wordprocessingShape" mc:Ignorable="w14 w15 w16se w16cid w16 w16cex w16sdtdh wp14">
   <w:abstractNum w:abstractNumId="0" w15:restartNumberingAfterBreak="0">
     <w:nsid w:val="0D27528F"/>
     <w:multiLevelType w:val="hybridMultilevel"/>
@@ -1993,7 +2220,7 @@
   <w:abstractNum w:abstractNumId="3" w15:restartNumberingAfterBreak="0">
     <w:nsid w:val="19B734D3"/>
     <w:multiLevelType w:val="hybridMultilevel"/>
-    <w:tmpl w:val="8C8AFF5A"/>
+    <w:tmpl w:val="0D583206"/>
     <w:lvl w:ilvl="0" w:tplc="04090001">
       <w:start w:val="1"/>
       <w:numFmt w:val="bullet"/>
@@ -2006,7 +2233,7 @@
         <w:rFonts w:ascii="Symbol" w:hAnsi="Symbol" w:hint="default"/>
       </w:rPr>
     </w:lvl>
-    <w:lvl w:ilvl="1" w:tplc="04090003" w:tentative="1">
+    <w:lvl w:ilvl="1" w:tplc="04090003">
       <w:start w:val="1"/>
       <w:numFmt w:val="bullet"/>
       <w:lvlText w:val="o"/>
@@ -3127,43 +3354,43 @@
       </w:rPr>
     </w:lvl>
   </w:abstractNum>
-  <w:num w:numId="1">
+  <w:num w:numId="1" w16cid:durableId="342322936">
     <w:abstractNumId w:val="7"/>
   </w:num>
-  <w:num w:numId="2">
+  <w:num w:numId="2" w16cid:durableId="31080456">
     <w:abstractNumId w:val="6"/>
   </w:num>
-  <w:num w:numId="3">
+  <w:num w:numId="3" w16cid:durableId="407968601">
     <w:abstractNumId w:val="2"/>
   </w:num>
-  <w:num w:numId="4">
+  <w:num w:numId="4" w16cid:durableId="2142116446">
     <w:abstractNumId w:val="4"/>
   </w:num>
-  <w:num w:numId="5">
+  <w:num w:numId="5" w16cid:durableId="719747013">
     <w:abstractNumId w:val="10"/>
   </w:num>
-  <w:num w:numId="6">
+  <w:num w:numId="6" w16cid:durableId="1049186403">
     <w:abstractNumId w:val="1"/>
   </w:num>
-  <w:num w:numId="7">
+  <w:num w:numId="7" w16cid:durableId="1302687017">
     <w:abstractNumId w:val="0"/>
   </w:num>
-  <w:num w:numId="8">
+  <w:num w:numId="8" w16cid:durableId="1631127829">
     <w:abstractNumId w:val="11"/>
   </w:num>
-  <w:num w:numId="9">
+  <w:num w:numId="9" w16cid:durableId="1228951468">
     <w:abstractNumId w:val="9"/>
   </w:num>
-  <w:num w:numId="10">
+  <w:num w:numId="10" w16cid:durableId="951126628">
     <w:abstractNumId w:val="8"/>
   </w:num>
-  <w:num w:numId="11">
+  <w:num w:numId="11" w16cid:durableId="1326588686">
     <w:abstractNumId w:val="5"/>
   </w:num>
-  <w:num w:numId="12">
+  <w:num w:numId="12" w16cid:durableId="810631683">
     <w:abstractNumId w:val="12"/>
   </w:num>
-  <w:num w:numId="13">
+  <w:num w:numId="13" w16cid:durableId="843283508">
     <w:abstractNumId w:val="3"/>
   </w:num>
 </w:numbering>
@@ -4256,26 +4483,6 @@
 </file>
 
 <file path=customXml/item1.xml><?xml version="1.0" encoding="utf-8"?>
-<p:properties xmlns:p="http://schemas.microsoft.com/office/2006/metadata/properties" xmlns:xsi="http://www.w3.org/2001/XMLSchema-instance" xmlns:pc="http://schemas.microsoft.com/office/infopath/2007/PartnerControls">
-  <documentManagement>
-    <_ip_UnifiedCompliancePolicyUIAction xmlns="http://schemas.microsoft.com/sharepoint/v3" xsi:nil="true"/>
-    <Image xmlns="71af3243-3dd4-4a8d-8c0d-dd76da1f02a5">
-      <Url xsi:nil="true"/>
-      <Description xsi:nil="true"/>
-    </Image>
-    <Status xmlns="71af3243-3dd4-4a8d-8c0d-dd76da1f02a5">Not started</Status>
-    <Background xmlns="71af3243-3dd4-4a8d-8c0d-dd76da1f02a5">false</Background>
-    <_ip_UnifiedCompliancePolicyProperties xmlns="http://schemas.microsoft.com/sharepoint/v3" xsi:nil="true"/>
-    <ImageTagsTaxHTField xmlns="71af3243-3dd4-4a8d-8c0d-dd76da1f02a5">
-      <Terms xmlns="http://schemas.microsoft.com/office/infopath/2007/PartnerControls"/>
-    </ImageTagsTaxHTField>
-    <TaxCatchAll xmlns="230e9df3-be65-4c73-a93b-d1236ebd677e" xsi:nil="true"/>
-    <MediaServiceKeyPoints xmlns="71af3243-3dd4-4a8d-8c0d-dd76da1f02a5" xsi:nil="true"/>
-  </documentManagement>
-</p:properties>
-</file>
-
-<file path=customXml/item2.xml><?xml version="1.0" encoding="utf-8"?>
 <ct:contentTypeSchema xmlns:ct="http://schemas.microsoft.com/office/2006/metadata/contentType" xmlns:ma="http://schemas.microsoft.com/office/2006/metadata/properties/metaAttributes" ct:_="" ma:_="" ma:contentTypeName="Document" ma:contentTypeID="0x01010079F111ED35F8CC479449609E8A0923A6" ma:contentTypeVersion="28" ma:contentTypeDescription="Create a new document." ma:contentTypeScope="" ma:versionID="60f5a4f2d2b0abadcf532d48ebf9cb71">
   <xsd:schema xmlns:xsd="http://www.w3.org/2001/XMLSchema" xmlns:xs="http://www.w3.org/2001/XMLSchema" xmlns:p="http://schemas.microsoft.com/office/2006/metadata/properties" xmlns:ns1="http://schemas.microsoft.com/sharepoint/v3" xmlns:ns2="71af3243-3dd4-4a8d-8c0d-dd76da1f02a5" xmlns:ns3="16c05727-aa75-4e4a-9b5f-8a80a1165891" xmlns:ns4="230e9df3-be65-4c73-a93b-d1236ebd677e" targetNamespace="http://schemas.microsoft.com/office/2006/metadata/properties" ma:root="true" ma:fieldsID="7dd78129e6a1811f84807ad11c651531" ns1:_="" ns2:_="" ns3:_="" ns4:_="">
     <xsd:import namespace="http://schemas.microsoft.com/sharepoint/v3"/>
@@ -4587,7 +4794,31 @@
 </ct:contentTypeSchema>
 </file>
 
+<file path=customXml/item2.xml><?xml version="1.0" encoding="utf-8"?>
+<p:properties xmlns:p="http://schemas.microsoft.com/office/2006/metadata/properties" xmlns:xsi="http://www.w3.org/2001/XMLSchema-instance" xmlns:pc="http://schemas.microsoft.com/office/infopath/2007/PartnerControls">
+  <documentManagement>
+    <_ip_UnifiedCompliancePolicyUIAction xmlns="http://schemas.microsoft.com/sharepoint/v3" xsi:nil="true"/>
+    <Image xmlns="71af3243-3dd4-4a8d-8c0d-dd76da1f02a5">
+      <Url xsi:nil="true"/>
+      <Description xsi:nil="true"/>
+    </Image>
+    <Status xmlns="71af3243-3dd4-4a8d-8c0d-dd76da1f02a5">Not started</Status>
+    <Background xmlns="71af3243-3dd4-4a8d-8c0d-dd76da1f02a5">false</Background>
+    <_ip_UnifiedCompliancePolicyProperties xmlns="http://schemas.microsoft.com/sharepoint/v3" xsi:nil="true"/>
+    <ImageTagsTaxHTField xmlns="71af3243-3dd4-4a8d-8c0d-dd76da1f02a5">
+      <Terms xmlns="http://schemas.microsoft.com/office/infopath/2007/PartnerControls"/>
+    </ImageTagsTaxHTField>
+    <TaxCatchAll xmlns="230e9df3-be65-4c73-a93b-d1236ebd677e" xsi:nil="true"/>
+    <MediaServiceKeyPoints xmlns="71af3243-3dd4-4a8d-8c0d-dd76da1f02a5" xsi:nil="true"/>
+  </documentManagement>
+</p:properties>
+</file>
+
 <file path=customXml/item3.xml><?xml version="1.0" encoding="utf-8"?>
+<b:Sources xmlns:b="http://schemas.openxmlformats.org/officeDocument/2006/bibliography" xmlns="http://schemas.openxmlformats.org/officeDocument/2006/bibliography" SelectedStyle="\APASixthEditionOfficeOnline.xsl" StyleName="APA" Version="6"/>
+</file>
+
+<file path=customXml/item4.xml><?xml version="1.0" encoding="utf-8"?>
 <?mso-contentType ?>
 <FormTemplates xmlns="http://schemas.microsoft.com/sharepoint/v3/contenttype/forms">
   <Display>DocumentLibraryForm</Display>
@@ -4596,23 +4827,7 @@
 </FormTemplates>
 </file>
 
-<file path=customXml/item4.xml><?xml version="1.0" encoding="utf-8"?>
-<b:Sources xmlns:b="http://schemas.openxmlformats.org/officeDocument/2006/bibliography" xmlns="http://schemas.openxmlformats.org/officeDocument/2006/bibliography" SelectedStyle="\APASixthEditionOfficeOnline.xsl" StyleName="APA" Version="6"/>
-</file>
-
 <file path=customXml/itemProps1.xml><?xml version="1.0" encoding="utf-8"?>
-<ds:datastoreItem xmlns:ds="http://schemas.openxmlformats.org/officeDocument/2006/customXml" ds:itemID="{77AC030E-BCAF-4159-B284-46FC76A838BF}">
-  <ds:schemaRefs>
-    <ds:schemaRef ds:uri="http://schemas.microsoft.com/office/2006/metadata/properties"/>
-    <ds:schemaRef ds:uri="http://schemas.microsoft.com/office/infopath/2007/PartnerControls"/>
-    <ds:schemaRef ds:uri="http://schemas.microsoft.com/sharepoint/v3"/>
-    <ds:schemaRef ds:uri="71af3243-3dd4-4a8d-8c0d-dd76da1f02a5"/>
-    <ds:schemaRef ds:uri="230e9df3-be65-4c73-a93b-d1236ebd677e"/>
-  </ds:schemaRefs>
-</ds:datastoreItem>
-</file>
-
-<file path=customXml/itemProps2.xml><?xml version="1.0" encoding="utf-8"?>
 <ds:datastoreItem xmlns:ds="http://schemas.openxmlformats.org/officeDocument/2006/customXml" ds:itemID="{DF63EEC4-47BD-484D-ACA4-9C5C311FEB43}">
   <ds:schemaRefs>
     <ds:schemaRef ds:uri="http://schemas.microsoft.com/office/2006/metadata/contentType"/>
@@ -4633,7 +4848,27 @@
 </ds:datastoreItem>
 </file>
 
+<file path=customXml/itemProps2.xml><?xml version="1.0" encoding="utf-8"?>
+<ds:datastoreItem xmlns:ds="http://schemas.openxmlformats.org/officeDocument/2006/customXml" ds:itemID="{77AC030E-BCAF-4159-B284-46FC76A838BF}">
+  <ds:schemaRefs>
+    <ds:schemaRef ds:uri="http://schemas.microsoft.com/office/2006/metadata/properties"/>
+    <ds:schemaRef ds:uri="http://schemas.microsoft.com/office/infopath/2007/PartnerControls"/>
+    <ds:schemaRef ds:uri="http://schemas.microsoft.com/sharepoint/v3"/>
+    <ds:schemaRef ds:uri="71af3243-3dd4-4a8d-8c0d-dd76da1f02a5"/>
+    <ds:schemaRef ds:uri="230e9df3-be65-4c73-a93b-d1236ebd677e"/>
+  </ds:schemaRefs>
+</ds:datastoreItem>
+</file>
+
 <file path=customXml/itemProps3.xml><?xml version="1.0" encoding="utf-8"?>
+<ds:datastoreItem xmlns:ds="http://schemas.openxmlformats.org/officeDocument/2006/customXml" ds:itemID="{B9EFED6E-551D-43A1-8E1E-852FD3AEA3EA}">
+  <ds:schemaRefs>
+    <ds:schemaRef ds:uri="http://schemas.openxmlformats.org/officeDocument/2006/bibliography"/>
+  </ds:schemaRefs>
+</ds:datastoreItem>
+</file>
+
+<file path=customXml/itemProps4.xml><?xml version="1.0" encoding="utf-8"?>
 <ds:datastoreItem xmlns:ds="http://schemas.openxmlformats.org/officeDocument/2006/customXml" ds:itemID="{47A91622-B993-44F0-A143-B2051A869F05}">
   <ds:schemaRefs>
     <ds:schemaRef ds:uri="http://schemas.microsoft.com/sharepoint/v3/contenttype/forms"/>
@@ -4641,14 +4876,6 @@
 </ds:datastoreItem>
 </file>
 
-<file path=customXml/itemProps4.xml><?xml version="1.0" encoding="utf-8"?>
-<ds:datastoreItem xmlns:ds="http://schemas.openxmlformats.org/officeDocument/2006/customXml" ds:itemID="{B9EFED6E-551D-43A1-8E1E-852FD3AEA3EA}">
-  <ds:schemaRefs>
-    <ds:schemaRef ds:uri="http://schemas.openxmlformats.org/officeDocument/2006/bibliography"/>
-  </ds:schemaRefs>
-</ds:datastoreItem>
-</file>
-
 <file path=docMetadata/LabelInfo.xml><?xml version="1.0" encoding="utf-8"?>
 <clbl:labelList xmlns:clbl="http://schemas.microsoft.com/office/2020/mipLabelMetadata"/>
 </file>